--- a/Cover_Letters/Shinoy_UWV_Senior_Testengineer_Cover_Letter.docx
+++ b/Cover_Letters/Shinoy_UWV_Senior_Testengineer_Cover_Letter.docx
@@ -14,7 +14,7 @@
     </w:p>
     <w:p>
       <w:r>
-        <w:t>September 05, 2026</w:t>
+        <w:t>September 27, 2026</w:t>
       </w:r>
     </w:p>
     <w:p>
@@ -35,12 +35,12 @@
     </w:p>
     <w:p>
       <w:r>
-        <w:t>I have spent over eight years working as a QA engineer in financial and banking environments, focusing on functional testing, automation frameworks, and agile delivery. Your work on the CBBS application at UWV caught my attention because it relies on careful validation of critical processes, which aligns well with my background in handling complex datasets and backend checks using SQL and Java. I am comfortable working in multidisciplinary scrum teams and helping teams maintain clear test strategies.</w:t>
+        <w:t>I was glad to see your opening for a Senior Testengineer at UWV, as it matches my background in test automation, agile delivery, and quality assurance. In my recent roles, I have built and maintained automation frameworks using Java Selenium and Playwright, managed CI/CD pipelines, and worked alongside product owners and development teams to ensure software reliability.</w:t>
       </w:r>
     </w:p>
     <w:p>
       <w:r>
-        <w:t>During recent projects, I also used tools like Gemini Code Assist to streamline test script generation and speed up delivery cycles. I appreciate how UWV approaches hybrid working and invests in ongoing professional development.</w:t>
+        <w:t>I also appreciate the chance to incorporate tools like Gemini Code Assist to streamline test generation and support development workflows.</w:t>
       </w:r>
     </w:p>
     <w:p>

--- a/Cover_Letters/Shinoy_UWV_Senior_Testengineer_Cover_Letter.docx
+++ b/Cover_Letters/Shinoy_UWV_Senior_Testengineer_Cover_Letter.docx
@@ -14,7 +14,7 @@
     </w:p>
     <w:p>
       <w:r>
-        <w:t>September 27, 2026</w:t>
+        <w:t>October 19, 2026</w:t>
       </w:r>
     </w:p>
     <w:p>
@@ -35,12 +35,7 @@
     </w:p>
     <w:p>
       <w:r>
-        <w:t>I was glad to see your opening for a Senior Testengineer at UWV, as it matches my background in test automation, agile delivery, and quality assurance. In my recent roles, I have built and maintained automation frameworks using Java Selenium and Playwright, managed CI/CD pipelines, and worked alongside product owners and development teams to ensure software reliability.</w:t>
-      </w:r>
-    </w:p>
-    <w:p>
-      <w:r>
-        <w:t>I also appreciate the chance to incorporate tools like Gemini Code Assist to streamline test generation and support development workflows.</w:t>
+        <w:t>I was glad to see your opening for a Testengineer within the CBBS team at UWV. In my previous roles, I have spent over eight years building automation frameworks, executing functional tests, and working closely with agile teams to ensure software reliability. I am comfortable jumping into existing applications, writing test cases based on functional designs, and collaborating with stakeholders to keep deployment standards high.</w:t>
       </w:r>
     </w:p>
     <w:p>
